--- a/Code/Arkhipov/Labs/Lab 1/Отчёт.docx
+++ b/Code/Arkhipov/Labs/Lab 1/Отчёт.docx
@@ -1,6 +1,6 @@
 
 <file path=word/document.xml><?xml version="1.0" encoding="utf-8"?>
-<w:document xmlns:wpc="http://schemas.microsoft.com/office/word/2010/wordprocessingCanvas" xmlns:cx="http://schemas.microsoft.com/office/drawing/2014/chartex" xmlns:cx1="http://schemas.microsoft.com/office/drawing/2015/9/8/chartex" xmlns:cx2="http://schemas.microsoft.com/office/drawing/2015/10/21/chartex" xmlns:cx3="http://schemas.microsoft.com/office/drawing/2016/5/9/chartex" xmlns:cx4="http://schemas.microsoft.com/office/drawing/2016/5/10/chartex" xmlns:cx5="http://schemas.microsoft.com/office/drawing/2016/5/11/chartex" xmlns:cx6="http://schemas.microsoft.com/office/drawing/2016/5/12/chartex" xmlns:cx7="http://schemas.microsoft.com/office/drawing/2016/5/13/chartex" xmlns:cx8="http://schemas.microsoft.com/office/drawing/2016/5/14/chartex" xmlns:mc="http://schemas.openxmlformats.org/markup-compatibility/2006" xmlns:aink="http://schemas.microsoft.com/office/drawing/2016/ink" xmlns:am3d="http://schemas.microsoft.com/office/drawing/2017/model3d" xmlns:o="urn:schemas-microsoft-com:office:office" xmlns:oel="http://schemas.microsoft.com/office/2019/extlst" xmlns:r="http://schemas.openxmlformats.org/officeDocument/2006/relationships" xmlns:m="http://schemas.openxmlformats.org/officeDocument/2006/math" xmlns:v="urn:schemas-microsoft-com:vml" xmlns:wp14="http://schemas.microsoft.com/office/word/2010/wordprocessingDrawing" xmlns:wp="http://schemas.openxmlformats.org/drawingml/2006/wordprocessingDrawing" xmlns:w10="urn:schemas-microsoft-com:office:word" xmlns:w="http://schemas.openxmlformats.org/wordprocessingml/2006/main" xmlns:w14="http://schemas.microsoft.com/office/word/2010/wordml" xmlns:w15="http://schemas.microsoft.com/office/word/2012/wordml" xmlns:w16cex="http://schemas.microsoft.com/office/word/2018/wordml/cex" xmlns:w16cid="http://schemas.microsoft.com/office/word/2016/wordml/cid" xmlns:w16="http://schemas.microsoft.com/office/word/2018/wordml" xmlns:w16du="http://schemas.microsoft.com/office/word/2023/wordml/word16du" xmlns:w16sdtdh="http://schemas.microsoft.com/office/word/2020/wordml/sdtdatahash" xmlns:w16sdtfl="http://schemas.microsoft.com/office/word/2024/wordml/sdtformatlock" xmlns:w16se="http://schemas.microsoft.com/office/word/2015/wordml/symex" xmlns:wpg="http://schemas.microsoft.com/office/word/2010/wordprocessingGroup" xmlns:wpi="http://schemas.microsoft.com/office/word/2010/wordprocessingInk" xmlns:wne="http://schemas.microsoft.com/office/word/2006/wordml" xmlns:wps="http://schemas.microsoft.com/office/word/2010/wordprocessingShape" mc:Ignorable="w14 w15 w16se w16cid w16 w16cex w16sdtdh w16sdtfl w16du wp14">
+<w:document xmlns:wpc="http://schemas.microsoft.com/office/word/2010/wordprocessingCanvas" xmlns:cx="http://schemas.microsoft.com/office/drawing/2014/chartex" xmlns:mc="http://schemas.openxmlformats.org/markup-compatibility/2006" xmlns:o="urn:schemas-microsoft-com:office:office" xmlns:r="http://schemas.openxmlformats.org/officeDocument/2006/relationships" xmlns:m="http://schemas.openxmlformats.org/officeDocument/2006/math" xmlns:v="urn:schemas-microsoft-com:vml" xmlns:wp14="http://schemas.microsoft.com/office/word/2010/wordprocessingDrawing" xmlns:wp="http://schemas.openxmlformats.org/drawingml/2006/wordprocessingDrawing" xmlns:w10="urn:schemas-microsoft-com:office:word" xmlns:w="http://schemas.openxmlformats.org/wordprocessingml/2006/main" xmlns:w14="http://schemas.microsoft.com/office/word/2010/wordml" xmlns:w15="http://schemas.microsoft.com/office/word/2012/wordml" xmlns:w16se="http://schemas.microsoft.com/office/word/2015/wordml/symex" xmlns:wpg="http://schemas.microsoft.com/office/word/2010/wordprocessingGroup" xmlns:wpi="http://schemas.microsoft.com/office/word/2010/wordprocessingInk" xmlns:wne="http://schemas.microsoft.com/office/word/2006/wordml" xmlns:wps="http://schemas.microsoft.com/office/word/2010/wordprocessingShape" mc:Ignorable="w14 w15 w16se wp14">
   <w:body>
     <w:p>
       <w:pPr>
@@ -619,6 +619,11 @@
     </w:p>
     <w:p>
       <w:pPr>
+        <w:pStyle w:val="a7"/>
+        <w:numPr>
+          <w:ilvl w:val="0"/>
+          <w:numId w:val="3"/>
+        </w:numPr>
         <w:pBdr>
           <w:top w:val="single" w:sz="4" w:space="1" w:color="auto"/>
           <w:left w:val="single" w:sz="4" w:space="4" w:color="auto"/>
@@ -644,6 +649,11 @@
     </w:p>
     <w:p>
       <w:pPr>
+        <w:pStyle w:val="a7"/>
+        <w:numPr>
+          <w:ilvl w:val="0"/>
+          <w:numId w:val="3"/>
+        </w:numPr>
         <w:pBdr>
           <w:top w:val="single" w:sz="4" w:space="1" w:color="auto"/>
           <w:left w:val="single" w:sz="4" w:space="4" w:color="auto"/>
@@ -670,6 +680,11 @@
     </w:p>
     <w:p>
       <w:pPr>
+        <w:pStyle w:val="a7"/>
+        <w:numPr>
+          <w:ilvl w:val="0"/>
+          <w:numId w:val="3"/>
+        </w:numPr>
         <w:pBdr>
           <w:top w:val="single" w:sz="4" w:space="1" w:color="auto"/>
           <w:left w:val="single" w:sz="4" w:space="4" w:color="auto"/>
@@ -695,6 +710,11 @@
     </w:p>
     <w:p>
       <w:pPr>
+        <w:pStyle w:val="a7"/>
+        <w:numPr>
+          <w:ilvl w:val="0"/>
+          <w:numId w:val="3"/>
+        </w:numPr>
         <w:pBdr>
           <w:top w:val="single" w:sz="4" w:space="1" w:color="auto"/>
           <w:left w:val="single" w:sz="4" w:space="4" w:color="auto"/>
@@ -726,7 +746,7 @@
           <w:szCs w:val="20"/>
           <w:lang w:val="en-US"/>
         </w:rPr>
-        <w:t>round(abs(</w:t>
+        <w:t>round(</w:t>
       </w:r>
       <w:proofErr w:type="gramEnd"/>
       <w:r>
@@ -736,11 +756,16 @@
           <w:szCs w:val="20"/>
           <w:lang w:val="en-US"/>
         </w:rPr>
-        <w:t>x ** (y / x)) - (y / x) ** (1 / 3), Accuracy)</w:t>
+        <w:t>abs(x ** (y / x)) - (y / x) ** (1 / 3), Accuracy)</w:t>
       </w:r>
     </w:p>
     <w:p>
       <w:pPr>
+        <w:pStyle w:val="a7"/>
+        <w:numPr>
+          <w:ilvl w:val="0"/>
+          <w:numId w:val="3"/>
+        </w:numPr>
         <w:pBdr>
           <w:top w:val="single" w:sz="4" w:space="1" w:color="auto"/>
           <w:left w:val="single" w:sz="4" w:space="4" w:color="auto"/>
@@ -752,6 +777,7 @@
           <w:rFonts w:ascii="Courier New" w:hAnsi="Courier New" w:cs="Courier New"/>
           <w:sz w:val="20"/>
           <w:szCs w:val="20"/>
+          <w:lang w:val="en-US"/>
         </w:rPr>
       </w:pPr>
       <w:r>
@@ -786,6 +812,11 @@
     </w:p>
     <w:p>
       <w:pPr>
+        <w:pStyle w:val="a7"/>
+        <w:numPr>
+          <w:ilvl w:val="0"/>
+          <w:numId w:val="3"/>
+        </w:numPr>
         <w:pBdr>
           <w:top w:val="single" w:sz="4" w:space="1" w:color="auto"/>
           <w:left w:val="single" w:sz="4" w:space="4" w:color="auto"/>
@@ -822,6 +853,11 @@
     </w:p>
     <w:p>
       <w:pPr>
+        <w:pStyle w:val="a7"/>
+        <w:numPr>
+          <w:ilvl w:val="0"/>
+          <w:numId w:val="3"/>
+        </w:numPr>
         <w:pBdr>
           <w:top w:val="single" w:sz="4" w:space="1" w:color="auto"/>
           <w:left w:val="single" w:sz="4" w:space="4" w:color="auto"/>
@@ -841,11 +877,16 @@
           <w:sz w:val="20"/>
           <w:szCs w:val="20"/>
         </w:rPr>
-        <w:t>    f"""</w:t>
+        <w:t>f"""</w:t>
       </w:r>
     </w:p>
     <w:p>
       <w:pPr>
+        <w:pStyle w:val="a7"/>
+        <w:numPr>
+          <w:ilvl w:val="0"/>
+          <w:numId w:val="3"/>
+        </w:numPr>
         <w:pBdr>
           <w:top w:val="single" w:sz="4" w:space="1" w:color="auto"/>
           <w:left w:val="single" w:sz="4" w:space="4" w:color="auto"/>
@@ -865,11 +906,16 @@
           <w:sz w:val="20"/>
           <w:szCs w:val="20"/>
         </w:rPr>
-        <w:t>    Значение y = {y}</w:t>
+        <w:t>Значение y = {y}</w:t>
       </w:r>
     </w:p>
     <w:p>
       <w:pPr>
+        <w:pStyle w:val="a7"/>
+        <w:numPr>
+          <w:ilvl w:val="0"/>
+          <w:numId w:val="3"/>
+        </w:numPr>
         <w:pBdr>
           <w:top w:val="single" w:sz="4" w:space="1" w:color="auto"/>
           <w:left w:val="single" w:sz="4" w:space="4" w:color="auto"/>
@@ -889,11 +935,16 @@
           <w:sz w:val="20"/>
           <w:szCs w:val="20"/>
         </w:rPr>
-        <w:t>    Значение u = {u}"""</w:t>
+        <w:t>Значение u = {u}"""</w:t>
       </w:r>
     </w:p>
     <w:p>
       <w:pPr>
+        <w:pStyle w:val="a7"/>
+        <w:numPr>
+          <w:ilvl w:val="0"/>
+          <w:numId w:val="3"/>
+        </w:numPr>
         <w:pBdr>
           <w:top w:val="single" w:sz="4" w:space="1" w:color="auto"/>
           <w:left w:val="single" w:sz="4" w:space="4" w:color="auto"/>
@@ -956,6 +1007,8 @@
         </w:rPr>
         <w:t xml:space="preserve">Значение y = 404.3364   </w:t>
       </w:r>
+      <w:bookmarkStart w:id="0" w:name="_GoBack"/>
+      <w:bookmarkEnd w:id="0"/>
     </w:p>
     <w:p>
       <w:pPr>
@@ -1000,6 +1053,7 @@
       <w:r>
         <w:rPr>
           <w:noProof/>
+          <w:lang w:eastAsia="ru-RU"/>
         </w:rPr>
         <w:lastRenderedPageBreak/>
         <w:drawing>
@@ -1087,7 +1141,7 @@
 </file>
 
 <file path=word/numbering.xml><?xml version="1.0" encoding="utf-8"?>
-<w:numbering xmlns:wpc="http://schemas.microsoft.com/office/word/2010/wordprocessingCanvas" xmlns:cx="http://schemas.microsoft.com/office/drawing/2014/chartex" xmlns:cx1="http://schemas.microsoft.com/office/drawing/2015/9/8/chartex" xmlns:cx2="http://schemas.microsoft.com/office/drawing/2015/10/21/chartex" xmlns:cx3="http://schemas.microsoft.com/office/drawing/2016/5/9/chartex" xmlns:cx4="http://schemas.microsoft.com/office/drawing/2016/5/10/chartex" xmlns:cx5="http://schemas.microsoft.com/office/drawing/2016/5/11/chartex" xmlns:cx6="http://schemas.microsoft.com/office/drawing/2016/5/12/chartex" xmlns:cx7="http://schemas.microsoft.com/office/drawing/2016/5/13/chartex" xmlns:cx8="http://schemas.microsoft.com/office/drawing/2016/5/14/chartex" xmlns:mc="http://schemas.openxmlformats.org/markup-compatibility/2006" xmlns:aink="http://schemas.microsoft.com/office/drawing/2016/ink" xmlns:am3d="http://schemas.microsoft.com/office/drawing/2017/model3d" xmlns:o="urn:schemas-microsoft-com:office:office" xmlns:oel="http://schemas.microsoft.com/office/2019/extlst" xmlns:r="http://schemas.openxmlformats.org/officeDocument/2006/relationships" xmlns:m="http://schemas.openxmlformats.org/officeDocument/2006/math" xmlns:v="urn:schemas-microsoft-com:vml" xmlns:wp14="http://schemas.microsoft.com/office/word/2010/wordprocessingDrawing" xmlns:wp="http://schemas.openxmlformats.org/drawingml/2006/wordprocessingDrawing" xmlns:w10="urn:schemas-microsoft-com:office:word" xmlns:w="http://schemas.openxmlformats.org/wordprocessingml/2006/main" xmlns:w14="http://schemas.microsoft.com/office/word/2010/wordml" xmlns:w15="http://schemas.microsoft.com/office/word/2012/wordml" xmlns:w16cex="http://schemas.microsoft.com/office/word/2018/wordml/cex" xmlns:w16cid="http://schemas.microsoft.com/office/word/2016/wordml/cid" xmlns:w16="http://schemas.microsoft.com/office/word/2018/wordml" xmlns:w16du="http://schemas.microsoft.com/office/word/2023/wordml/word16du" xmlns:w16sdtdh="http://schemas.microsoft.com/office/word/2020/wordml/sdtdatahash" xmlns:w16sdtfl="http://schemas.microsoft.com/office/word/2024/wordml/sdtformatlock" xmlns:w16se="http://schemas.microsoft.com/office/word/2015/wordml/symex" xmlns:wpg="http://schemas.microsoft.com/office/word/2010/wordprocessingGroup" xmlns:wpi="http://schemas.microsoft.com/office/word/2010/wordprocessingInk" xmlns:wne="http://schemas.microsoft.com/office/word/2006/wordml" xmlns:wps="http://schemas.microsoft.com/office/word/2010/wordprocessingShape" mc:Ignorable="w14 w15 w16se w16cid w16 w16cex w16sdtdh w16sdtfl w16du wp14">
+<w:numbering xmlns:wpc="http://schemas.microsoft.com/office/word/2010/wordprocessingCanvas" xmlns:cx="http://schemas.microsoft.com/office/drawing/2014/chartex" xmlns:mc="http://schemas.openxmlformats.org/markup-compatibility/2006" xmlns:o="urn:schemas-microsoft-com:office:office" xmlns:r="http://schemas.openxmlformats.org/officeDocument/2006/relationships" xmlns:m="http://schemas.openxmlformats.org/officeDocument/2006/math" xmlns:v="urn:schemas-microsoft-com:vml" xmlns:wp14="http://schemas.microsoft.com/office/word/2010/wordprocessingDrawing" xmlns:wp="http://schemas.openxmlformats.org/drawingml/2006/wordprocessingDrawing" xmlns:w10="urn:schemas-microsoft-com:office:word" xmlns:w="http://schemas.openxmlformats.org/wordprocessingml/2006/main" xmlns:w14="http://schemas.microsoft.com/office/word/2010/wordml" xmlns:w15="http://schemas.microsoft.com/office/word/2012/wordml" xmlns:w16se="http://schemas.microsoft.com/office/word/2015/wordml/symex" xmlns:wpg="http://schemas.microsoft.com/office/word/2010/wordprocessingGroup" xmlns:wpi="http://schemas.microsoft.com/office/word/2010/wordprocessingInk" xmlns:wne="http://schemas.microsoft.com/office/word/2006/wordml" xmlns:wps="http://schemas.microsoft.com/office/word/2010/wordprocessingShape" mc:Ignorable="w14 w15 w16se wp14">
   <w:abstractNum w:abstractNumId="0" w15:restartNumberingAfterBreak="0">
     <w:nsid w:val="11DF5CA8"/>
     <w:multiLevelType w:val="hybridMultilevel"/>
@@ -1202,6 +1256,92 @@
     </w:lvl>
   </w:abstractNum>
   <w:abstractNum w:abstractNumId="1" w15:restartNumberingAfterBreak="0">
+    <w:nsid w:val="1D81257D"/>
+    <w:multiLevelType w:val="hybridMultilevel"/>
+    <w:tmpl w:val="D5223B84"/>
+    <w:lvl w:ilvl="0" w:tplc="0419000F">
+      <w:start w:val="1"/>
+      <w:numFmt w:val="decimal"/>
+      <w:lvlText w:val="%1."/>
+      <w:lvlJc w:val="left"/>
+      <w:pPr>
+        <w:ind w:left="720" w:hanging="360"/>
+      </w:pPr>
+    </w:lvl>
+    <w:lvl w:ilvl="1" w:tplc="04190019" w:tentative="1">
+      <w:start w:val="1"/>
+      <w:numFmt w:val="lowerLetter"/>
+      <w:lvlText w:val="%2."/>
+      <w:lvlJc w:val="left"/>
+      <w:pPr>
+        <w:ind w:left="1440" w:hanging="360"/>
+      </w:pPr>
+    </w:lvl>
+    <w:lvl w:ilvl="2" w:tplc="0419001B" w:tentative="1">
+      <w:start w:val="1"/>
+      <w:numFmt w:val="lowerRoman"/>
+      <w:lvlText w:val="%3."/>
+      <w:lvlJc w:val="right"/>
+      <w:pPr>
+        <w:ind w:left="2160" w:hanging="180"/>
+      </w:pPr>
+    </w:lvl>
+    <w:lvl w:ilvl="3" w:tplc="0419000F" w:tentative="1">
+      <w:start w:val="1"/>
+      <w:numFmt w:val="decimal"/>
+      <w:lvlText w:val="%4."/>
+      <w:lvlJc w:val="left"/>
+      <w:pPr>
+        <w:ind w:left="2880" w:hanging="360"/>
+      </w:pPr>
+    </w:lvl>
+    <w:lvl w:ilvl="4" w:tplc="04190019" w:tentative="1">
+      <w:start w:val="1"/>
+      <w:numFmt w:val="lowerLetter"/>
+      <w:lvlText w:val="%5."/>
+      <w:lvlJc w:val="left"/>
+      <w:pPr>
+        <w:ind w:left="3600" w:hanging="360"/>
+      </w:pPr>
+    </w:lvl>
+    <w:lvl w:ilvl="5" w:tplc="0419001B" w:tentative="1">
+      <w:start w:val="1"/>
+      <w:numFmt w:val="lowerRoman"/>
+      <w:lvlText w:val="%6."/>
+      <w:lvlJc w:val="right"/>
+      <w:pPr>
+        <w:ind w:left="4320" w:hanging="180"/>
+      </w:pPr>
+    </w:lvl>
+    <w:lvl w:ilvl="6" w:tplc="0419000F" w:tentative="1">
+      <w:start w:val="1"/>
+      <w:numFmt w:val="decimal"/>
+      <w:lvlText w:val="%7."/>
+      <w:lvlJc w:val="left"/>
+      <w:pPr>
+        <w:ind w:left="5040" w:hanging="360"/>
+      </w:pPr>
+    </w:lvl>
+    <w:lvl w:ilvl="7" w:tplc="04190019" w:tentative="1">
+      <w:start w:val="1"/>
+      <w:numFmt w:val="lowerLetter"/>
+      <w:lvlText w:val="%8."/>
+      <w:lvlJc w:val="left"/>
+      <w:pPr>
+        <w:ind w:left="5760" w:hanging="360"/>
+      </w:pPr>
+    </w:lvl>
+    <w:lvl w:ilvl="8" w:tplc="0419001B" w:tentative="1">
+      <w:start w:val="1"/>
+      <w:numFmt w:val="lowerRoman"/>
+      <w:lvlText w:val="%9."/>
+      <w:lvlJc w:val="right"/>
+      <w:pPr>
+        <w:ind w:left="6480" w:hanging="180"/>
+      </w:pPr>
+    </w:lvl>
+  </w:abstractNum>
+  <w:abstractNum w:abstractNumId="2" w15:restartNumberingAfterBreak="0">
     <w:nsid w:val="32D84CA3"/>
     <w:multiLevelType w:val="hybridMultilevel"/>
     <w:tmpl w:val="BDBC6396"/>
@@ -1314,17 +1454,20 @@
       </w:rPr>
     </w:lvl>
   </w:abstractNum>
-  <w:num w:numId="1" w16cid:durableId="1885481563">
+  <w:num w:numId="1">
     <w:abstractNumId w:val="0"/>
   </w:num>
-  <w:num w:numId="2" w16cid:durableId="1948350649">
+  <w:num w:numId="2">
+    <w:abstractNumId w:val="2"/>
+  </w:num>
+  <w:num w:numId="3">
     <w:abstractNumId w:val="1"/>
   </w:num>
 </w:numbering>
 </file>
 
 <file path=word/styles.xml><?xml version="1.0" encoding="utf-8"?>
-<w:styles xmlns:mc="http://schemas.openxmlformats.org/markup-compatibility/2006" xmlns:r="http://schemas.openxmlformats.org/officeDocument/2006/relationships" xmlns:w="http://schemas.openxmlformats.org/wordprocessingml/2006/main" xmlns:w14="http://schemas.microsoft.com/office/word/2010/wordml" xmlns:w15="http://schemas.microsoft.com/office/word/2012/wordml" xmlns:w16cex="http://schemas.microsoft.com/office/word/2018/wordml/cex" xmlns:w16cid="http://schemas.microsoft.com/office/word/2016/wordml/cid" xmlns:w16="http://schemas.microsoft.com/office/word/2018/wordml" xmlns:w16du="http://schemas.microsoft.com/office/word/2023/wordml/word16du" xmlns:w16sdtdh="http://schemas.microsoft.com/office/word/2020/wordml/sdtdatahash" xmlns:w16sdtfl="http://schemas.microsoft.com/office/word/2024/wordml/sdtformatlock" xmlns:w16se="http://schemas.microsoft.com/office/word/2015/wordml/symex" mc:Ignorable="w14 w15 w16se w16cid w16 w16cex w16sdtdh w16sdtfl w16du">
+<w:styles xmlns:mc="http://schemas.openxmlformats.org/markup-compatibility/2006" xmlns:r="http://schemas.openxmlformats.org/officeDocument/2006/relationships" xmlns:w="http://schemas.openxmlformats.org/wordprocessingml/2006/main" xmlns:w14="http://schemas.microsoft.com/office/word/2010/wordml" xmlns:w15="http://schemas.microsoft.com/office/word/2012/wordml" xmlns:w16se="http://schemas.microsoft.com/office/word/2015/wordml/symex" mc:Ignorable="w14 w15 w16se">
   <w:docDefaults>
     <w:rPrDefault>
       <w:rPr>
@@ -1342,7 +1485,7 @@
       </w:pPr>
     </w:pPrDefault>
   </w:docDefaults>
-  <w:latentStyles w:defLockedState="0" w:defUIPriority="99" w:defSemiHidden="0" w:defUnhideWhenUsed="0" w:defQFormat="0" w:count="376">
+  <w:latentStyles w:defLockedState="0" w:defUIPriority="99" w:defSemiHidden="0" w:defUnhideWhenUsed="0" w:defQFormat="0" w:count="371">
     <w:lsdException w:name="Normal" w:uiPriority="0" w:qFormat="1"/>
     <w:lsdException w:name="heading 1" w:uiPriority="9" w:qFormat="1"/>
     <w:lsdException w:name="heading 2" w:semiHidden="1" w:uiPriority="9" w:unhideWhenUsed="1" w:qFormat="1"/>
@@ -1714,11 +1857,6 @@
     <w:lsdException w:name="List Table 5 Dark Accent 6" w:uiPriority="50"/>
     <w:lsdException w:name="List Table 6 Colorful Accent 6" w:uiPriority="51"/>
     <w:lsdException w:name="List Table 7 Colorful Accent 6" w:uiPriority="52"/>
-    <w:lsdException w:name="Mention" w:semiHidden="1" w:unhideWhenUsed="1"/>
-    <w:lsdException w:name="Smart Hyperlink" w:semiHidden="1" w:unhideWhenUsed="1"/>
-    <w:lsdException w:name="Hashtag" w:semiHidden="1" w:unhideWhenUsed="1"/>
-    <w:lsdException w:name="Unresolved Mention" w:semiHidden="1" w:unhideWhenUsed="1"/>
-    <w:lsdException w:name="Smart Link" w:semiHidden="1" w:unhideWhenUsed="1"/>
   </w:latentStyles>
   <w:style w:type="paragraph" w:default="1" w:styleId="a">
     <w:name w:val="Normal"/>
@@ -1926,6 +2064,7 @@
   <w:style w:type="character" w:default="1" w:styleId="a0">
     <w:name w:val="Default Paragraph Font"/>
     <w:uiPriority w:val="1"/>
+    <w:semiHidden/>
     <w:unhideWhenUsed/>
   </w:style>
   <w:style w:type="table" w:default="1" w:styleId="a1">
